--- a/docs/KiddieOps_SRS.docx
+++ b/docs/KiddieOps_SRS.docx
@@ -540,6 +540,48 @@
           </w:p>
         </w:tc>
       </w:tr>
+      <w:tr>
+        <w:tc>
+          <w:tcPr>
+            <w:tcW w:type="dxa" w:w="1600"/>
+          </w:tcPr>
+          <w:p>
+            <w:r>
+              <w:t>2.1</w:t>
+            </w:r>
+          </w:p>
+        </w:tc>
+        <w:tc>
+          <w:tcPr>
+            <w:tcW w:type="dxa" w:w="2400"/>
+          </w:tcPr>
+          <w:p>
+            <w:r>
+              <w:t>2026-08-23</w:t>
+            </w:r>
+          </w:p>
+        </w:tc>
+        <w:tc>
+          <w:tcPr>
+            <w:tcW w:type="dxa" w:w="3200"/>
+          </w:tcPr>
+          <w:p>
+            <w:r>
+              <w:t>Md. Habibur Rahman, Radhika Chowdhury</w:t>
+            </w:r>
+          </w:p>
+        </w:tc>
+        <w:tc>
+          <w:tcPr>
+            <w:tcW w:type="dxa" w:w="2800"/>
+          </w:tcPr>
+          <w:p>
+            <w:r>
+              <w:t>Added Parent Complaint System with Proof against Caregivers (REQ38-REQ39) and Caregiver Child Photo/Video Upload with Parent Media Gallery (REQ40-REQ41).</w:t>
+            </w:r>
+          </w:p>
+        </w:tc>
+      </w:tr>
     </w:tbl>
     <w:p>
       <w:r>
@@ -4287,14 +4329,17 @@
     <w:p>
       <w:pPr>
         <w:pStyle w:val="ListParagraph"/>
-        <w:numPr>
-          <w:ilvl w:val="0"/>
-          <w:numId w:val="2"/>
-        </w:numPr>
-        <w:spacing w:after="60"/>
-      </w:pPr>
-      <w:r>
-        <w:t>Parent, Caregiver, and Administrator dashboards</w:t>
+      </w:pPr>
+      <w:r>
+        <w:t>Parent complaint system with proof attachments against caregivers</w:t>
+      </w:r>
+    </w:p>
+    <w:p>
+      <w:pPr>
+        <w:pStyle w:val="ListParagraph"/>
+      </w:pPr>
+      <w:r>
+        <w:t>Photo and video sharing of children by caregivers with parent gallery access</w:t>
       </w:r>
     </w:p>
     <w:p>
@@ -4307,6 +4352,19 @@
         <w:spacing w:after="60"/>
       </w:pPr>
       <w:r>
+        <w:t>Parent, Caregiver, and Administrator dashboards</w:t>
+      </w:r>
+    </w:p>
+    <w:p>
+      <w:pPr>
+        <w:pStyle w:val="ListParagraph"/>
+        <w:numPr>
+          <w:ilvl w:val="0"/>
+          <w:numId w:val="2"/>
+        </w:numPr>
+        <w:spacing w:after="60"/>
+      </w:pPr>
+      <w:r>
         <w:t>AI Guardian Assistant</w:t>
       </w:r>
     </w:p>
@@ -4341,15 +4399,7 @@
         <w:spacing w:after="140" w:line="276" w:lineRule="auto"/>
       </w:pPr>
       <w:r>
-        <w:t xml:space="preserve">Manages the daycare </w:t>
-      </w:r>
-      <w:proofErr w:type="spellStart"/>
-      <w:r>
-        <w:t>center's</w:t>
-      </w:r>
-      <w:proofErr w:type="spellEnd"/>
-      <w:r>
-        <w:t xml:space="preserve"> core information. Can manage children, caregivers, classrooms/groups, and users; publish notices; and oversee medical records.</w:t>
+        <w:t>Manages the daycare center's core information. Can manage children, caregivers, classrooms/groups, and users; publish notices; and oversee medical records; and review, investigate, and resolve parent complaints against caregivers.</w:t>
       </w:r>
     </w:p>
     <w:p>
@@ -4365,8 +4415,7 @@
         <w:spacing w:after="140" w:line="276" w:lineRule="auto"/>
       </w:pPr>
       <w:r>
-        <w:lastRenderedPageBreak/>
-        <w:t>Manages daily care activities. Can view assigned classrooms/groups and children, take attendance, log daily activities, record medical notes/incidents (if authorized), and view relevant notices.</w:t>
+        <w:t>Manages daily care activities. Can view assigned classrooms/groups and children, take attendance, log daily activities, record medical notes/incidents (if authorized), and view relevant notices; and capture/upload photos and videos of children during daily activities.</w:t>
       </w:r>
     </w:p>
     <w:p>
@@ -4382,7 +4431,7 @@
         <w:spacing w:after="140" w:line="276" w:lineRule="auto"/>
       </w:pPr>
       <w:r>
-        <w:t>Can view their child's profile, attendance history, daily activity logs, and medical records; view notices; and use the AI Guardian Assistant.</w:t>
+        <w:t>Can view their child's profile, attendance history, daily activity logs, and medical records; view notices; and use the AI Guardian Assistant; submit formal complaints with proof against caregivers; and view uploaded photos and videos of their child.</w:t>
       </w:r>
     </w:p>
     <w:p>
@@ -14540,6 +14589,34 @@
     </w:tbl>
     <w:p>
       <w:pPr>
+        <w:pStyle w:val="Heading2"/>
+      </w:pPr>
+      <w:r>
+        <w:t>6.10 Complaint</w:t>
+      </w:r>
+    </w:p>
+    <w:p>
+      <w:pPr/>
+      <w:r>
+        <w:t>Stores parent complaints against caregivers, including title, description, incident date, target caregiver, affected child, proof attachment asset, status, and administrator response.</w:t>
+      </w:r>
+    </w:p>
+    <w:p>
+      <w:pPr>
+        <w:pStyle w:val="Heading2"/>
+      </w:pPr>
+      <w:r>
+        <w:t>6.11 Child Media Post</w:t>
+      </w:r>
+    </w:p>
+    <w:p>
+      <w:pPr/>
+      <w:r>
+        <w:t>Stores photos and videos captured/uploaded by caregivers for children or classrooms, with captions, timestamps, and Cloudinary media metadata.</w:t>
+      </w:r>
+    </w:p>
+    <w:p>
+      <w:pPr>
         <w:pStyle w:val="Heading1"/>
       </w:pPr>
       <w:bookmarkStart w:id="40" w:name="_Toc238031249"/>
@@ -15085,6 +15162,118 @@
     </w:p>
     <w:p>
       <w:pPr>
+        <w:pStyle w:val="Heading2"/>
+      </w:pPr>
+      <w:r>
+        <w:t>UC-06: Parent Submits a Complaint with Proof Against a Caregiver</w:t>
+      </w:r>
+    </w:p>
+    <w:p>
+      <w:pPr/>
+      <w:r>
+        <w:t>Actor: Parent/Guardian, Administrator</w:t>
+      </w:r>
+    </w:p>
+    <w:p>
+      <w:pPr/>
+      <w:r>
+        <w:t>Related Requirements: REQ38, REQ39</w:t>
+      </w:r>
+    </w:p>
+    <w:p>
+      <w:pPr>
+        <w:pStyle w:val="ListParagraph"/>
+      </w:pPr>
+      <w:r>
+        <w:t>Parent logs in and navigates to the Complaints section.</w:t>
+      </w:r>
+    </w:p>
+    <w:p>
+      <w:pPr>
+        <w:pStyle w:val="ListParagraph"/>
+      </w:pPr>
+      <w:r>
+        <w:t>Parent selects the targeted caregiver and affected child.</w:t>
+      </w:r>
+    </w:p>
+    <w:p>
+      <w:pPr>
+        <w:pStyle w:val="ListParagraph"/>
+      </w:pPr>
+      <w:r>
+        <w:t>Parent enters complaint title, incident description, and attaches photo/document proof.</w:t>
+      </w:r>
+    </w:p>
+    <w:p>
+      <w:pPr>
+        <w:pStyle w:val="ListParagraph"/>
+      </w:pPr>
+      <w:r>
+        <w:t>System securely uploads the proof file to Cloudinary and stores complaint metadata in PostgreSQL.</w:t>
+      </w:r>
+    </w:p>
+    <w:p>
+      <w:pPr>
+        <w:pStyle w:val="ListParagraph"/>
+      </w:pPr>
+      <w:r>
+        <w:t>Administrator receives the complaint, investigates, updates status (Under Review / Resolved), and responds.</w:t>
+      </w:r>
+    </w:p>
+    <w:p>
+      <w:pPr>
+        <w:pStyle w:val="Heading2"/>
+      </w:pPr>
+      <w:r>
+        <w:t>UC-07: Caregiver Uploads Child Photos/Videos and Parent Views Media</w:t>
+      </w:r>
+    </w:p>
+    <w:p>
+      <w:pPr/>
+      <w:r>
+        <w:t>Actor: Caregiver, Parent/Guardian</w:t>
+      </w:r>
+    </w:p>
+    <w:p>
+      <w:pPr/>
+      <w:r>
+        <w:t>Related Requirements: REQ40, REQ41</w:t>
+      </w:r>
+    </w:p>
+    <w:p>
+      <w:pPr>
+        <w:pStyle w:val="ListParagraph"/>
+      </w:pPr>
+      <w:r>
+        <w:t>Caregiver logs in and selects a child or classroom activity.</w:t>
+      </w:r>
+    </w:p>
+    <w:p>
+      <w:pPr>
+        <w:pStyle w:val="ListParagraph"/>
+      </w:pPr>
+      <w:r>
+        <w:t>Caregiver uploads a photo or video with an optional caption.</w:t>
+      </w:r>
+    </w:p>
+    <w:p>
+      <w:pPr>
+        <w:pStyle w:val="ListParagraph"/>
+      </w:pPr>
+      <w:r>
+        <w:t>System uploads binary media to Cloudinary and registers metadata linked to the child.</w:t>
+      </w:r>
+    </w:p>
+    <w:p>
+      <w:pPr>
+        <w:pStyle w:val="ListParagraph"/>
+      </w:pPr>
+      <w:r>
+        <w:t>Parent logs in and views the updated photo/video gallery strictly scoped to their child.</w:t>
+      </w:r>
+    </w:p>
+    <w:p>
+      <w:pPr>
         <w:pStyle w:val="Heading1"/>
       </w:pPr>
       <w:bookmarkStart w:id="46" w:name="_Toc238031255"/>
@@ -15406,6 +15595,22 @@
       </w:pPr>
       <w:r>
         <w:t>Each guardian's AI Guardian session is strictly isolated to their own child's data. (REQ36)</w:t>
+      </w:r>
+    </w:p>
+    <w:p>
+      <w:pPr>
+        <w:pStyle w:val="ListParagraph"/>
+      </w:pPr>
+      <w:r>
+        <w:t>Parents can submit formal complaints against caregivers with proof attachments, and administrators can review, manage, and resolve them. (REQ38, REQ39)</w:t>
+      </w:r>
+    </w:p>
+    <w:p>
+      <w:pPr>
+        <w:pStyle w:val="ListParagraph"/>
+      </w:pPr>
+      <w:r>
+        <w:t>Caregivers can upload photos and videos of children, and parents can view media scoped to their child. (REQ40, REQ41)</w:t>
       </w:r>
     </w:p>
     <w:p>
@@ -19637,6 +19842,174 @@
                 <w:szCs w:val="20"/>
               </w:rPr>
               <w:t>System</w:t>
+            </w:r>
+          </w:p>
+        </w:tc>
+      </w:tr>
+      <w:tr>
+        <w:tc>
+          <w:tcPr>
+            <w:tcW w:type="dxa" w:w="900"/>
+          </w:tcPr>
+          <w:p>
+            <w:r>
+              <w:t>REQ38</w:t>
+            </w:r>
+          </w:p>
+        </w:tc>
+        <w:tc>
+          <w:tcPr>
+            <w:tcW w:type="dxa" w:w="5900"/>
+          </w:tcPr>
+          <w:p>
+            <w:r>
+              <w:t>A Parent/Guardian shall be able to submit a formal complaint against a caregiver to the Administrator, specifying the incident details, targeted caregiver, and optional photo/document proof attachments.</w:t>
+            </w:r>
+          </w:p>
+        </w:tc>
+        <w:tc>
+          <w:tcPr>
+            <w:tcW w:type="dxa" w:w="1400"/>
+          </w:tcPr>
+          <w:p>
+            <w:r>
+              <w:t>Must</w:t>
+            </w:r>
+          </w:p>
+        </w:tc>
+        <w:tc>
+          <w:tcPr>
+            <w:tcW w:type="dxa" w:w="1800"/>
+          </w:tcPr>
+          <w:p>
+            <w:r>
+              <w:t>Parent/Guardian</w:t>
+            </w:r>
+          </w:p>
+        </w:tc>
+      </w:tr>
+      <w:tr>
+        <w:tc>
+          <w:tcPr>
+            <w:tcW w:type="dxa" w:w="900"/>
+          </w:tcPr>
+          <w:p>
+            <w:r>
+              <w:t>REQ39</w:t>
+            </w:r>
+          </w:p>
+        </w:tc>
+        <w:tc>
+          <w:tcPr>
+            <w:tcW w:type="dxa" w:w="5900"/>
+          </w:tcPr>
+          <w:p>
+            <w:r>
+              <w:t>The Administrator shall be able to view, investigate, update the resolution status (e.g., Pending, Under Review, Resolved, Dismissed), and provide administrative responses to parent complaints.</w:t>
+            </w:r>
+          </w:p>
+        </w:tc>
+        <w:tc>
+          <w:tcPr>
+            <w:tcW w:type="dxa" w:w="1400"/>
+          </w:tcPr>
+          <w:p>
+            <w:r>
+              <w:t>Must</w:t>
+            </w:r>
+          </w:p>
+        </w:tc>
+        <w:tc>
+          <w:tcPr>
+            <w:tcW w:type="dxa" w:w="1800"/>
+          </w:tcPr>
+          <w:p>
+            <w:r>
+              <w:t>Administrator</w:t>
+            </w:r>
+          </w:p>
+        </w:tc>
+      </w:tr>
+      <w:tr>
+        <w:tc>
+          <w:tcPr>
+            <w:tcW w:type="dxa" w:w="900"/>
+          </w:tcPr>
+          <w:p>
+            <w:r>
+              <w:t>REQ40</w:t>
+            </w:r>
+          </w:p>
+        </w:tc>
+        <w:tc>
+          <w:tcPr>
+            <w:tcW w:type="dxa" w:w="5900"/>
+          </w:tcPr>
+          <w:p>
+            <w:r>
+              <w:t>A Caregiver shall be able to capture or upload photos and videos of children during daily activities or daycare events, tagging the relevant child(ren) and/or classroom.</w:t>
+            </w:r>
+          </w:p>
+        </w:tc>
+        <w:tc>
+          <w:tcPr>
+            <w:tcW w:type="dxa" w:w="1400"/>
+          </w:tcPr>
+          <w:p>
+            <w:r>
+              <w:t>Must</w:t>
+            </w:r>
+          </w:p>
+        </w:tc>
+        <w:tc>
+          <w:tcPr>
+            <w:tcW w:type="dxa" w:w="1800"/>
+          </w:tcPr>
+          <w:p>
+            <w:r>
+              <w:t>Caregiver</w:t>
+            </w:r>
+          </w:p>
+        </w:tc>
+      </w:tr>
+      <w:tr>
+        <w:tc>
+          <w:tcPr>
+            <w:tcW w:type="dxa" w:w="900"/>
+          </w:tcPr>
+          <w:p>
+            <w:r>
+              <w:t>REQ41</w:t>
+            </w:r>
+          </w:p>
+        </w:tc>
+        <w:tc>
+          <w:tcPr>
+            <w:tcW w:type="dxa" w:w="5900"/>
+          </w:tcPr>
+          <w:p>
+            <w:r>
+              <w:t>A Parent/Guardian shall be able to view photos and videos uploaded for their child in a secure, privacy-isolated media gallery and daily activity stream.</w:t>
+            </w:r>
+          </w:p>
+        </w:tc>
+        <w:tc>
+          <w:tcPr>
+            <w:tcW w:type="dxa" w:w="1400"/>
+          </w:tcPr>
+          <w:p>
+            <w:r>
+              <w:t>Must</w:t>
+            </w:r>
+          </w:p>
+        </w:tc>
+        <w:tc>
+          <w:tcPr>
+            <w:tcW w:type="dxa" w:w="1800"/>
+          </w:tcPr>
+          <w:p>
+            <w:r>
+              <w:t>Parent/Guardian</w:t>
             </w:r>
           </w:p>
         </w:tc>
